--- a/docs/Guia-de-Estudo-TC5-Grupo30.docx
+++ b/docs/Guia-de-Estudo-TC5-Grupo30.docx
@@ -2822,7 +2822,7 @@
           <w:sz w:val="28"/>
           <w:szCs w:val="28"/>
         </w:rPr>
-        <w:t xml:space="preserve">4. As seis políticas, uma a uma</w:t>
+        <w:t xml:space="preserve">4. As sete políticas, uma a uma</w:t>
       </w:r>
     </w:p>
     <w:p>
@@ -3397,6 +3397,153 @@
           <w:rFonts w:ascii="Calibri" w:cs="Calibri" w:eastAsia="Calibri" w:hAnsi="Calibri"/>
           <w:b/>
           <w:bCs/>
+          <w:i w:val="false"/>
+          <w:iCs w:val="false"/>
+          <w:color w:val="1A1A1A"/>
+          <w:sz w:val="23"/>
+          <w:szCs w:val="23"/>
+        </w:rPr>
+        <w:t xml:space="preserve">GradientBandit — o gradiente de política</w:t>
+      </w:r>
+    </w:p>
+    <w:p>
+      <w:pPr>
+        <w:spacing w:after="100" w:before="0" w:line="250"/>
+        <w:jc w:val="both"/>
+      </w:pPr>
+      <w:r>
+        <w:rPr>
+          <w:rFonts w:ascii="Calibri" w:cs="Calibri" w:eastAsia="Calibri" w:hAnsi="Calibri"/>
+          <w:b/>
+          <w:bCs/>
+          <w:i w:val="false"/>
+          <w:iCs w:val="false"/>
+          <w:color w:val="1A1A1A"/>
+          <w:sz w:val="21"/>
+          <w:szCs w:val="21"/>
+        </w:rPr>
+        <w:t xml:space="preserve">O que faz.</w:t>
+      </w:r>
+      <w:r>
+        <w:rPr>
+          <w:rFonts w:ascii="Calibri" w:cs="Calibri" w:eastAsia="Calibri" w:hAnsi="Calibri"/>
+          <w:b w:val="false"/>
+          <w:bCs w:val="false"/>
+          <w:i w:val="false"/>
+          <w:iCs w:val="false"/>
+          <w:color w:val="1A1A1A"/>
+          <w:sz w:val="21"/>
+          <w:szCs w:val="21"/>
+        </w:rPr>
+        <w:t xml:space="preserve"> É a única que não estima valor de braço. Ela carrega uma preferência numérica por braço, passa isso por um softmax para virar probabilidade, e empurra as preferências na direção do gradiente da recompensa esperada. Se o braço jogado rendeu acima da média corrente, a preferência dele sobe e a dos outros desce; se rendeu abaixo, o contrário.</w:t>
+      </w:r>
+    </w:p>
+    <w:p>
+      <w:pPr>
+        <w:spacing w:after="100" w:before="0" w:line="250"/>
+        <w:jc w:val="both"/>
+      </w:pPr>
+      <w:r>
+        <w:rPr>
+          <w:rFonts w:ascii="Calibri" w:cs="Calibri" w:eastAsia="Calibri" w:hAnsi="Calibri"/>
+          <w:b/>
+          <w:bCs/>
+          <w:i w:val="false"/>
+          <w:iCs w:val="false"/>
+          <w:color w:val="1A1A1A"/>
+          <w:sz w:val="21"/>
+          <w:szCs w:val="21"/>
+        </w:rPr>
+        <w:t xml:space="preserve">Por que ela está aqui.</w:t>
+      </w:r>
+      <w:r>
+        <w:rPr>
+          <w:rFonts w:ascii="Calibri" w:cs="Calibri" w:eastAsia="Calibri" w:hAnsi="Calibri"/>
+          <w:b w:val="false"/>
+          <w:bCs w:val="false"/>
+          <w:i w:val="false"/>
+          <w:iCs w:val="false"/>
+          <w:color w:val="1A1A1A"/>
+          <w:sz w:val="21"/>
+          <w:szCs w:val="21"/>
+        </w:rPr>
+        <w:t xml:space="preserve"> Esta é a ponte entre o projeto e o aprendizado por reforço. O gradient bandit de Sutton e Barto (2018, cap. 2) é o REINFORCE com horizonte 1 e sem transição de estado. Quando a banca perguntar “por que não usaram RL de verdade?”, a resposta é que usamos o RL que o problema admite: não há recompensa atrasada nem estado que a ação modifique, então o caso aplicável é exatamente este.</w:t>
+      </w:r>
+    </w:p>
+    <w:p>
+      <w:pPr>
+        <w:spacing w:after="100" w:before="0" w:line="250"/>
+        <w:jc w:val="both"/>
+      </w:pPr>
+      <w:r>
+        <w:rPr>
+          <w:rFonts w:ascii="Calibri" w:cs="Calibri" w:eastAsia="Calibri" w:hAnsi="Calibri"/>
+          <w:b/>
+          <w:bCs/>
+          <w:i w:val="false"/>
+          <w:iCs w:val="false"/>
+          <w:color w:val="1A1A1A"/>
+          <w:sz w:val="21"/>
+          <w:szCs w:val="21"/>
+        </w:rPr>
+        <w:t xml:space="preserve">O baseline não é enfeite.</w:t>
+      </w:r>
+      <w:r>
+        <w:rPr>
+          <w:rFonts w:ascii="Calibri" w:cs="Calibri" w:eastAsia="Calibri" w:hAnsi="Calibri"/>
+          <w:b w:val="false"/>
+          <w:bCs w:val="false"/>
+          <w:i w:val="false"/>
+          <w:iCs w:val="false"/>
+          <w:color w:val="1A1A1A"/>
+          <w:sz w:val="21"/>
+          <w:szCs w:val="21"/>
+        </w:rPr>
+        <w:t xml:space="preserve"> Subtrair a média corrente das recompensas é o que faz a política funcionar. Nossa recompensa é 0 ou 1 com taxa-base de 11%, então sem baseline cada fracasso empurraria uma preferência para baixo e o softmax perseguiria ruído. Medimos: 13,33% com baseline, 12,97% sem.</w:t>
+      </w:r>
+    </w:p>
+    <w:p>
+      <w:pPr>
+        <w:spacing w:after="100" w:before="0" w:line="250"/>
+        <w:jc w:val="both"/>
+      </w:pPr>
+      <w:r>
+        <w:rPr>
+          <w:rFonts w:ascii="Calibri" w:cs="Calibri" w:eastAsia="Calibri" w:hAnsi="Calibri"/>
+          <w:b/>
+          <w:bCs/>
+          <w:i w:val="false"/>
+          <w:iCs w:val="false"/>
+          <w:color w:val="1A1A1A"/>
+          <w:sz w:val="21"/>
+          <w:szCs w:val="21"/>
+        </w:rPr>
+        <w:t xml:space="preserve">O resultado, e a armadilha de leitura.</w:t>
+      </w:r>
+      <w:r>
+        <w:rPr>
+          <w:rFonts w:ascii="Calibri" w:cs="Calibri" w:eastAsia="Calibri" w:hAnsi="Calibri"/>
+          <w:b w:val="false"/>
+          <w:bCs w:val="false"/>
+          <w:i w:val="false"/>
+          <w:iCs w:val="false"/>
+          <w:color w:val="1A1A1A"/>
+          <w:sz w:val="21"/>
+          <w:szCs w:val="21"/>
+        </w:rPr>
+        <w:t xml:space="preserve"> Ela aparece em 2.º no track A, acima da Thompson, e isso convida ao erro. São 13,03% contra 13,01% — dois centésimos de ponto com intervalos sobrepostos. É empate. E o intervalo dela é duas vezes e meia mais largo, porque com 3,6% de exploração ela se compromete cedo: ótimo quando acerta o braço, caro quando a semente a levou ao errado. Se alguém disser que o gradiente de política ganhou, a resposta honesta é que ele empatou com mais variância.</w:t>
+      </w:r>
+    </w:p>
+    <w:p>
+      <w:pPr>
+        <w:pStyle w:val="Heading2"/>
+        <w:spacing w:after="80" w:before="190"/>
+      </w:pPr>
+      <w:r>
+        <w:rPr>
+          <w:rFonts w:ascii="Calibri" w:cs="Calibri" w:eastAsia="Calibri" w:hAnsi="Calibri"/>
+          <w:b/>
+          <w:bCs/>
           <w:color w:val="1A1A1A"/>
           <w:sz w:val="23"/>
           <w:szCs w:val="23"/>
@@ -5387,6 +5534,89 @@
           <w:szCs w:val="21"/>
         </w:rPr>
         <w:t xml:space="preserve">Porque naquele caso cinco braços empatam em 72,81%: a calibração isotônica é uma função em degraus e clientes de alta propensão caem no mesmo patamar. O argmax entre empatados é desempate numérico, não preferência — e é exatamente por isso que a resposta traz o campo is_tie. Ali a decisão correta é escolher pelo custo do canal.</w:t>
+      </w:r>
+    </w:p>
+    <w:p>
+      <w:pPr>
+        <w:pStyle w:val="Heading2"/>
+        <w:spacing w:after="80" w:before="190"/>
+      </w:pPr>
+      <w:r>
+        <w:rPr>
+          <w:rFonts w:ascii="Calibri" w:cs="Calibri" w:eastAsia="Calibri" w:hAnsi="Calibri"/>
+          <w:b/>
+          <w:bCs/>
+          <w:i w:val="false"/>
+          <w:iCs w:val="false"/>
+          <w:color w:val="1A1A1A"/>
+          <w:sz w:val="23"/>
+          <w:szCs w:val="23"/>
+        </w:rPr>
+        <w:t xml:space="preserve">“Por que não usaram reinforcement learning de verdade?”</w:t>
+      </w:r>
+    </w:p>
+    <w:p>
+      <w:pPr>
+        <w:spacing w:after="100" w:before="0" w:line="250"/>
+        <w:jc w:val="both"/>
+      </w:pPr>
+      <w:r>
+        <w:rPr>
+          <w:rFonts w:ascii="Calibri" w:cs="Calibri" w:eastAsia="Calibri" w:hAnsi="Calibri"/>
+          <w:b w:val="false"/>
+          <w:bCs w:val="false"/>
+          <w:i w:val="false"/>
+          <w:iCs w:val="false"/>
+          <w:color w:val="1A1A1A"/>
+          <w:sz w:val="21"/>
+          <w:szCs w:val="21"/>
+        </w:rPr>
+        <w:t xml:space="preserve">Usamos o que o problema admite. RL completo — Q-learning, policy gradient com trajetórias — existe para resolver crédito ao longo do tempo: a ação de agora muda o estado seguinte e a recompensa chega atrasada. No nosso caso escolhemos um canal, o cliente converte ou não, e o próximo cliente não é afetado. Não há sequência nem crédito a distribuir.</w:t>
+      </w:r>
+    </w:p>
+    <w:p>
+      <w:pPr>
+        <w:spacing w:after="100" w:before="0" w:line="250"/>
+        <w:jc w:val="both"/>
+      </w:pPr>
+      <w:r>
+        <w:rPr>
+          <w:rFonts w:ascii="Calibri" w:cs="Calibri" w:eastAsia="Calibri" w:hAnsi="Calibri"/>
+          <w:b w:val="false"/>
+          <w:bCs w:val="false"/>
+          <w:i w:val="false"/>
+          <w:iCs w:val="false"/>
+          <w:color w:val="1A1A1A"/>
+          <w:sz w:val="21"/>
+          <w:szCs w:val="21"/>
+        </w:rPr>
+        <w:t xml:space="preserve">É o que Sutton e Barto dizem no capítulo 2: bandit é o caso mais simples de aprendizado por reforço, o caso sem transição de estado. E para não deixar isso como argumento, implementamos o </w:t>
+      </w:r>
+      <w:r>
+        <w:rPr>
+          <w:rFonts w:ascii="Calibri" w:cs="Calibri" w:eastAsia="Calibri" w:hAnsi="Calibri"/>
+          <w:b/>
+          <w:bCs/>
+          <w:i w:val="false"/>
+          <w:iCs w:val="false"/>
+          <w:color w:val="1A1A1A"/>
+          <w:sz w:val="21"/>
+          <w:szCs w:val="21"/>
+        </w:rPr>
+        <w:t xml:space="preserve">GradientBandit</w:t>
+      </w:r>
+      <w:r>
+        <w:rPr>
+          <w:rFonts w:ascii="Calibri" w:cs="Calibri" w:eastAsia="Calibri" w:hAnsi="Calibri"/>
+          <w:b w:val="false"/>
+          <w:bCs w:val="false"/>
+          <w:i w:val="false"/>
+          <w:iCs w:val="false"/>
+          <w:color w:val="1A1A1A"/>
+          <w:sz w:val="21"/>
+          <w:szCs w:val="21"/>
+        </w:rPr>
+        <w:t xml:space="preserve"> — que é literalmente o REINFORCE com horizonte 1. Ele está na tabela de resultados, com número. Dois motivos práticos fecham a questão: gradiente de política precisa de muitos episódios para a variância cair, e temos 41 mil linhas com conversão em 1 de cada 9; e ele aprende interagindo, enquanto nós só temos log histórico.</w:t>
       </w:r>
     </w:p>
     <w:p>
